--- a/defense/docs/front_matter/TITLE_PAGE_EN_GOST_2026-08-23.docx
+++ b/defense/docs/front_matter/TITLE_PAGE_EN_GOST_2026-08-23.docx
@@ -229,7 +229,7 @@
       <w:pPr>
         <w:spacing w:line="240" w:lineRule="auto" w:before="0" w:after="0"/>
         <w:ind w:firstLine="0" w:left="4819"/>
-        <w:jc w:val="left"/>
+        <w:jc w:val="right"/>
       </w:pPr>
       <w:r>
         <w:rPr>
@@ -246,7 +246,7 @@
       <w:pPr>
         <w:spacing w:line="240" w:lineRule="auto" w:before="0" w:after="0"/>
         <w:ind w:firstLine="0" w:left="4819"/>
-        <w:jc w:val="left"/>
+        <w:jc w:val="right"/>
       </w:pPr>
       <w:r>
         <w:rPr>
@@ -263,7 +263,7 @@
       <w:pPr>
         <w:spacing w:line="240" w:lineRule="auto" w:before="0" w:after="0"/>
         <w:ind w:firstLine="0" w:left="4819"/>
-        <w:jc w:val="left"/>
+        <w:jc w:val="right"/>
       </w:pPr>
       <w:r>
         <w:rPr>
@@ -280,7 +280,7 @@
       <w:pPr>
         <w:spacing w:line="240" w:lineRule="auto" w:before="0" w:after="0"/>
         <w:ind w:firstLine="0" w:left="4819"/>
-        <w:jc w:val="left"/>
+        <w:jc w:val="right"/>
       </w:pPr>
       <w:r>
         <w:rPr>
@@ -297,14 +297,14 @@
       <w:pPr>
         <w:spacing w:line="240" w:lineRule="auto" w:before="0" w:after="0"/>
         <w:ind w:firstLine="0" w:left="4819"/>
-        <w:jc w:val="left"/>
+        <w:jc w:val="right"/>
       </w:pPr>
     </w:p>
     <w:p>
       <w:pPr>
         <w:spacing w:line="240" w:lineRule="auto" w:before="0" w:after="0"/>
         <w:ind w:firstLine="0" w:left="4819"/>
-        <w:jc w:val="left"/>
+        <w:jc w:val="right"/>
       </w:pPr>
       <w:r>
         <w:rPr>
@@ -321,7 +321,7 @@
       <w:pPr>
         <w:spacing w:line="240" w:lineRule="auto" w:before="0" w:after="0"/>
         <w:ind w:firstLine="0" w:left="4819"/>
-        <w:jc w:val="left"/>
+        <w:jc w:val="right"/>
       </w:pPr>
       <w:r>
         <w:rPr>
@@ -338,7 +338,7 @@
       <w:pPr>
         <w:spacing w:line="240" w:lineRule="auto" w:before="0" w:after="0"/>
         <w:ind w:firstLine="0" w:left="4819"/>
-        <w:jc w:val="left"/>
+        <w:jc w:val="right"/>
       </w:pPr>
       <w:r>
         <w:rPr>

--- a/defense/docs/front_matter/TITLE_PAGE_EN_GOST_2026-08-23.docx
+++ b/defense/docs/front_matter/TITLE_PAGE_EN_GOST_2026-08-23.docx
@@ -147,7 +147,7 @@
           <w:sz w:val="32"/>
           <w:u w:val="none"/>
         </w:rPr>
-        <w:t>Computer System for Processing and Analysis of Eye Data to Support Laser Coagulation in the Treatment of Diabetic Retinopathy</w:t>
+        <w:t>Information system for automatic detection of retinal diseases based on deep learning using optical coherence tomography images</w:t>
       </w:r>
     </w:p>
     <w:p>
